--- a/散笔记/锁与并发/Seata_AT模式分布式事务深挖.docx
+++ b/散笔记/锁与并发/Seata_AT模式分布式事务深挖.docx
@@ -26679,6 +26679,770 @@
         <w:t>实验后已把 stock 恢复 194、停掉两个服务。想复现: 起两个 jar → 后台循环跑探测 SQL → 打端点。</w:t>
       </w:r>
     </w:p>
+    <w:p>
+      <w:pPr>
+        <w:pStyle w:val="3"/>
+      </w:pPr>
+      <w:r>
+        <w:rPr>
+          <w:rFonts w:ascii="微软雅黑" w:hAnsi="微软雅黑" w:eastAsia="微软雅黑"/>
+          <w:b/>
+          <w:color w:val="1F3864"/>
+          <w:sz w:val="30"/>
+        </w:rPr>
+        <w:t>第八章 · afterCommit —— 事务提交后的回调钩子(跨服务调用的正确时机)</w:t>
+      </w:r>
+    </w:p>
+    <w:p>
+      <w:r>
+        <w:rPr>
+          <w:rFonts w:ascii="微软雅黑" w:hAnsi="微软雅黑" w:eastAsia="微软雅黑"/>
+          <w:b w:val="0"/>
+          <w:color w:val="808080"/>
+          <w:sz w:val="21"/>
+        </w:rPr>
+        <w:t>前七章讲的 Seata 解决"跨库/跨服务要么全成全败"的强一致。这一章讲一个更轻量、你项目里【真实在用】的机制: afterCommit。它不做回滚, 只解决一个时机问题 —— "本地事务提交后, 再去调别的服务"。</w:t>
+      </w:r>
+    </w:p>
+    <w:p>
+      <w:pPr>
+        <w:pStyle w:val="4"/>
+      </w:pPr>
+      <w:r>
+        <w:rPr>
+          <w:rFonts w:ascii="微软雅黑" w:hAnsi="微软雅黑" w:eastAsia="微软雅黑"/>
+          <w:b/>
+          <w:color w:val="1F3864"/>
+          <w:sz w:val="26"/>
+        </w:rPr>
+        <w:t>8.1 一句话先厘清: afterCommit ≠ commit</w:t>
+      </w:r>
+    </w:p>
+    <w:p>
+      <w:r>
+        <w:rPr>
+          <w:rFonts w:ascii="微软雅黑" w:hAnsi="微软雅黑" w:eastAsia="微软雅黑"/>
+          <w:b/>
+          <w:sz w:val="21"/>
+        </w:rPr>
+        <w:t>afterCommit 不是数据库里的 commit, 而是"数据库 commit 成功【之后】, Spring 通知你可以做后续动作"的回调。</w:t>
+      </w:r>
+    </w:p>
+    <w:p>
+      <w:pPr>
+        <w:shd w:val="clear" w:color="auto" w:fill="F4F4F4"/>
+        <w:spacing w:before="120" w:after="120"/>
+      </w:pPr>
+      <w:r>
+        <w:rPr>
+          <w:rFonts w:ascii="Consolas" w:hAnsi="Consolas" w:eastAsia="宋体"/>
+          <w:b w:val="0"/>
+          <w:sz w:val="18"/>
+        </w:rPr>
+        <w:t>数据库事务真正提交:      connection.commit()</w:t>
+        <w:br/>
+        <w:t>提交成功之后:            Spring 回调 afterCommit()</w:t>
+        <w:br/>
+        <w:br/>
+        <w:t>关系:  commit 先发生  -&gt;  afterCommit 后发生</w:t>
+        <w:br/>
+        <w:t>它不是提交本身, 而是"提交后的钩子"</w:t>
+        <w:br/>
+        <w:br/>
+        <w:t>类比:</w:t>
+        <w:br/>
+        <w:t xml:space="preserve">  你下单付款成功           = commit</w:t>
+        <w:br/>
+        <w:t xml:space="preserve">  付款成功后给你发短信      = afterCommit</w:t>
+        <w:br/>
+        <w:t xml:space="preserve">  (发短信不是付款本身, 但必须等付款真的成功后才发)</w:t>
+      </w:r>
+    </w:p>
+    <w:p>
+      <w:pPr>
+        <w:pStyle w:val="4"/>
+      </w:pPr>
+      <w:r>
+        <w:rPr>
+          <w:rFonts w:ascii="微软雅黑" w:hAnsi="微软雅黑" w:eastAsia="微软雅黑"/>
+          <w:b/>
+          <w:color w:val="1F3864"/>
+          <w:sz w:val="26"/>
+        </w:rPr>
+        <w:t>8.2 严格执行时序</w:t>
+      </w:r>
+    </w:p>
+    <w:p>
+      <w:pPr>
+        <w:shd w:val="clear" w:color="auto" w:fill="F4F4F4"/>
+        <w:spacing w:before="120" w:after="120"/>
+      </w:pPr>
+      <w:r>
+        <w:rPr>
+          <w:rFonts w:ascii="Consolas" w:hAnsi="Consolas" w:eastAsia="宋体"/>
+          <w:b w:val="0"/>
+          <w:sz w:val="18"/>
+        </w:rPr>
+        <w:t>(1) 执行业务 SQL(update/insert/delete)</w:t>
+        <w:br/>
+        <w:t xml:space="preserve">    -&gt; 本地连接【未提交】, 数据还在事务缓冲区, 数据库无真实变更, 别人查不到</w:t>
+        <w:br/>
+        <w:br/>
+        <w:t>(2) connection.commit()</w:t>
+        <w:br/>
+        <w:t xml:space="preserve">    -&gt; 数据库层面事务正式提交, MySQL binlog 落盘、数据持久化, 其他事务可见本次修改</w:t>
+        <w:br/>
+        <w:br/>
+        <w:t>(3) 数据库 commit 无异常后</w:t>
+        <w:br/>
+        <w:t xml:space="preserve">    -&gt; Spring 事务同步器触发 afterCommit() 回调, 此时才发起远程调用</w:t>
+        <w:br/>
+        <w:br/>
+        <w:t>时序简写:  业务SQL  -&gt;  connection.commit()(数据库提交)  -&gt;  afterCommit()</w:t>
+      </w:r>
+    </w:p>
+    <w:p>
+      <w:r>
+        <w:rPr>
+          <w:rFonts w:ascii="微软雅黑" w:hAnsi="微软雅黑" w:eastAsia="微软雅黑"/>
+          <w:b w:val="0"/>
+          <w:color w:val="2E74B5"/>
+          <w:sz w:val="21"/>
+        </w:rPr>
+        <w:t>核心区分两个概念: connection.commit() 是 JDBC 原生提交动作(真正改库); afterCommit() 是 Spring 上层的后置钩子, 不属于数据库提交逻辑, 只是提交成功后的附加操作。</w:t>
+      </w:r>
+    </w:p>
+    <w:p>
+      <w:pPr>
+        <w:pStyle w:val="4"/>
+      </w:pPr>
+      <w:r>
+        <w:rPr>
+          <w:rFonts w:ascii="微软雅黑" w:hAnsi="微软雅黑" w:eastAsia="微软雅黑"/>
+          <w:b/>
+          <w:color w:val="1F3864"/>
+          <w:sz w:val="26"/>
+        </w:rPr>
+        <w:t>8.3 registerSynchronization 只是"注册回调", 它不开启事务</w:t>
+      </w:r>
+    </w:p>
+    <w:p>
+      <w:r>
+        <w:rPr>
+          <w:rFonts w:ascii="微软雅黑" w:hAnsi="微软雅黑" w:eastAsia="微软雅黑"/>
+          <w:b/>
+          <w:sz w:val="21"/>
+        </w:rPr>
+        <w:t>这是最容易误解的点: 下面这行代码【完全不开启任何事务】, 只是往当前已存在的事务上下文里挂一段回调。</w:t>
+      </w:r>
+    </w:p>
+    <w:p>
+      <w:pPr>
+        <w:shd w:val="clear" w:color="auto" w:fill="F4F4F4"/>
+        <w:spacing w:before="120" w:after="120"/>
+      </w:pPr>
+      <w:r>
+        <w:rPr>
+          <w:rFonts w:ascii="Consolas" w:hAnsi="Consolas" w:eastAsia="宋体"/>
+          <w:b w:val="0"/>
+          <w:sz w:val="18"/>
+        </w:rPr>
+        <w:t>TransactionSynchronizationManager.registerSynchronization(...);</w:t>
+        <w:br/>
+        <w:t>// 它不做任何事务操作:</w:t>
+        <w:br/>
+        <w:t>//   不新建连接 / 不 setAutoCommit(false) / 不 commit / 不 rollback</w:t>
+        <w:br/>
+        <w:t>// 前提: 当前线程【必须已经有活跃事务】, 否则注册失效, afterCommit 永不触发</w:t>
+      </w:r>
+    </w:p>
+    <w:p>
+      <w:r>
+        <w:rPr>
+          <w:rFonts w:ascii="微软雅黑" w:hAnsi="微软雅黑" w:eastAsia="微软雅黑"/>
+          <w:b w:val="0"/>
+          <w:color w:val="2E74B5"/>
+          <w:sz w:val="21"/>
+        </w:rPr>
+        <w:t>真正开启/提交/回滚事务的是【外层】的 transactionTemplate.execute(...) 或 @Transactional: 它才负责 setAutoCommit(false) -&gt; 执行 -&gt; commit/rollback。registerSynchronization 只是搭个便车。</w:t>
+      </w:r>
+    </w:p>
+    <w:p>
+      <w:pPr>
+        <w:pStyle w:val="4"/>
+      </w:pPr>
+      <w:r>
+        <w:rPr>
+          <w:rFonts w:ascii="微软雅黑" w:hAnsi="微软雅黑" w:eastAsia="微软雅黑"/>
+          <w:b/>
+          <w:color w:val="1F3864"/>
+          <w:sz w:val="26"/>
+        </w:rPr>
+        <w:t>8.4 项目真实代码: 取消订单退券(OrdersServiceImpl.cancelOrder)</w:t>
+      </w:r>
+    </w:p>
+    <w:p>
+      <w:r>
+        <w:rPr>
+          <w:rFonts w:ascii="微软雅黑" w:hAnsi="微软雅黑" w:eastAsia="微软雅黑"/>
+          <w:b w:val="0"/>
+          <w:sz w:val="21"/>
+        </w:rPr>
+        <w:t>你项目里退券就是这么用的。注意那段真实注释点出的另一个理由 —— 让 user 端回查时能看到已提交的状态:</w:t>
+      </w:r>
+    </w:p>
+    <w:p>
+      <w:pPr>
+        <w:shd w:val="clear" w:color="auto" w:fill="F4F4F4"/>
+        <w:spacing w:before="120" w:after="120"/>
+      </w:pPr>
+      <w:r>
+        <w:rPr>
+          <w:rFonts w:ascii="Consolas" w:hAnsi="Consolas" w:eastAsia="宋体"/>
+          <w:b w:val="0"/>
+          <w:sz w:val="18"/>
+        </w:rPr>
+        <w:t>public void cancelOrder(Long userId, Long orderId) {</w:t>
+        <w:br/>
+        <w:t xml:space="preserve">    RLock lock = redissonClient.getLock("lock:order:cancel:" + orderId);  // 防双击</w:t>
+        <w:br/>
+        <w:t xml:space="preserve">    if (!lock.tryLock()) throw new BusinessException(429, "操作太频繁");</w:t>
+        <w:br/>
+        <w:t xml:space="preserve">    try {</w:t>
+        <w:br/>
+        <w:t xml:space="preserve">        transactionTemplate.execute(status -&gt; {          // &lt;- 真正开事务的是这里</w:t>
+        <w:br/>
+        <w:t xml:space="preserve">            Orders order = ordersMapper.selectById(orderId);</w:t>
+        <w:br/>
+        <w:t xml:space="preserve">            if (order == null) throw new BusinessException(404, "订单不存在");</w:t>
+        <w:br/>
+        <w:t xml:space="preserve">            if (!order.getUserId().equals(userId)) throw new BusinessException(403, "无权操作");</w:t>
+        <w:br/>
+        <w:br/>
+        <w:t xml:space="preserve">            // 原子状态机 CAS: 只有待付款(0)能改成已取消(4)</w:t>
+        <w:br/>
+        <w:t xml:space="preserve">            LambdaUpdateWrapper&lt;Orders&gt; uw = new LambdaUpdateWrapper&lt;&gt;();</w:t>
+        <w:br/>
+        <w:t xml:space="preserve">            uw.eq(Orders::getId, orderId)</w:t>
+        <w:br/>
+        <w:t xml:space="preserve">              .eq(Orders::getStatus, OrderStatus.UNPAID)</w:t>
+        <w:br/>
+        <w:t xml:space="preserve">              .set(Orders::getStatus, OrderStatus.CANCELLED);</w:t>
+        <w:br/>
+        <w:t xml:space="preserve">            int rows = ordersMapper.update(null, uw);</w:t>
+        <w:br/>
+        <w:t xml:space="preserve">            if (rows == 0) throw new BusinessException(400, "当前订单状态不可取消");</w:t>
+        <w:br/>
+        <w:br/>
+        <w:t xml:space="preserve">            // 回库存: 事务内调 product 还库存(失败会连订单取消一起回滚)</w:t>
+        <w:br/>
+        <w:t xml:space="preserve">            for (OrderItem item : items) {</w:t>
+        <w:br/>
+        <w:t xml:space="preserve">                productFeignClient.restoreStock(item.getProductId(), item.getQuantity());</w:t>
+        <w:br/>
+        <w:t xml:space="preserve">            }</w:t>
+        <w:br/>
+        <w:br/>
+        <w:t xml:space="preserve">            // -- G8 退券: 用了券就【afterCommit】调 user.refundCoupon --</w:t>
+        <w:br/>
+        <w:t xml:space="preserve">            //   afterCommit 原因(跟 G7 review 同坑):</w:t>
+        <w:br/>
+        <w:t xml:space="preserve">            //   user 端如果立刻查 orders 表确认状态, 此时 UPDATE 还没 commit, 看不到 CANCELLED。</w:t>
+        <w:br/>
+        <w:t xml:space="preserve">            //   afterCommit 时机最干净</w:t>
+        <w:br/>
+        <w:t xml:space="preserve">            Long ucId = order.getUserCouponId();</w:t>
+        <w:br/>
+        <w:t xml:space="preserve">            if (ucId != null) {</w:t>
+        <w:br/>
+        <w:t xml:space="preserve">                TransactionSynchronizationManager.registerSynchronization(</w:t>
+        <w:br/>
+        <w:t xml:space="preserve">                    new TransactionSynchronization() {</w:t>
+        <w:br/>
+        <w:t xml:space="preserve">                        @Override</w:t>
+        <w:br/>
+        <w:t xml:space="preserve">                        public void afterCommit() {</w:t>
+        <w:br/>
+        <w:t xml:space="preserve">                            userFeignClient.refundCoupon(ucId);   // 提交成功后才退券</w:t>
+        <w:br/>
+        <w:t xml:space="preserve">                        }</w:t>
+        <w:br/>
+        <w:t xml:space="preserve">                    });</w:t>
+        <w:br/>
+        <w:t xml:space="preserve">            }</w:t>
+        <w:br/>
+        <w:t xml:space="preserve">            return null;</w:t>
+        <w:br/>
+        <w:t xml:space="preserve">        });   // &lt;- lambda 走完, 这里触发 connection.commit(), 之后才跑 afterCommit</w:t>
+        <w:br/>
+        <w:t xml:space="preserve">    } finally {</w:t>
+        <w:br/>
+        <w:t xml:space="preserve">        if (lock.isHeldByCurrentThread()) lock.unlock();</w:t>
+        <w:br/>
+        <w:t xml:space="preserve">    }</w:t>
+        <w:br/>
+        <w:t>}</w:t>
+      </w:r>
+    </w:p>
+    <w:p>
+      <w:r>
+        <w:rPr>
+          <w:rFonts w:ascii="微软雅黑" w:hAnsi="微软雅黑" w:eastAsia="微软雅黑"/>
+          <w:b w:val="0"/>
+          <w:color w:val="2E74B5"/>
+          <w:sz w:val="21"/>
+        </w:rPr>
+        <w:t>对照 8.2 时序看: update 改状态在事务缓冲 -&gt; execute 结束触发 commit -&gt; commit 成功 -&gt; afterCommit 里退券。</w:t>
+      </w:r>
+    </w:p>
+    <w:p>
+      <w:pPr>
+        <w:pStyle w:val="4"/>
+      </w:pPr>
+      <w:r>
+        <w:rPr>
+          <w:rFonts w:ascii="微软雅黑" w:hAnsi="微软雅黑" w:eastAsia="微软雅黑"/>
+          <w:b/>
+          <w:color w:val="1F3864"/>
+          <w:sz w:val="26"/>
+        </w:rPr>
+        <w:t>8.5 为什么必须 afterCommit, 不能在事务内直接调 Feign</w:t>
+      </w:r>
+    </w:p>
+    <w:p>
+      <w:r>
+        <w:rPr>
+          <w:rFonts w:ascii="微软雅黑" w:hAnsi="微软雅黑" w:eastAsia="微软雅黑"/>
+          <w:b/>
+          <w:color w:val="C00000"/>
+          <w:sz w:val="21"/>
+        </w:rPr>
+        <w:t>反例(事务内直接退券)会出这种不一致:</w:t>
+      </w:r>
+    </w:p>
+    <w:p>
+      <w:pPr>
+        <w:shd w:val="clear" w:color="auto" w:fill="F4F4F4"/>
+        <w:spacing w:before="120" w:after="120"/>
+      </w:pPr>
+      <w:r>
+        <w:rPr>
+          <w:rFonts w:ascii="Consolas" w:hAnsi="Consolas" w:eastAsia="宋体"/>
+          <w:b w:val="0"/>
+          <w:sz w:val="18"/>
+        </w:rPr>
+        <w:t>事务内直接 userFeignClient.refundCoupon():</w:t>
+        <w:br/>
+        <w:t xml:space="preserve">  远程退券在 connection.commit() 【之前】执行</w:t>
+        <w:br/>
+        <w:t xml:space="preserve">  极端场景:</w:t>
+        <w:br/>
+        <w:t xml:space="preserve">    远程退券成功(券已退回)  -&gt;  但本地 commit 报错回滚(订单没取消)</w:t>
+        <w:br/>
+        <w:t xml:space="preserve">    结果: 订单还是待付款, 券却退了  X 分布式数据不一致</w:t>
+        <w:br/>
+        <w:br/>
+        <w:t>用 afterCommit:</w:t>
+        <w:br/>
+        <w:t xml:space="preserve">  只有本地订单事务【真正提交成功】, 才发起远程退券</w:t>
+        <w:br/>
+        <w:t xml:space="preserve">  本地事务回滚时, afterCommit 直接被丢弃、根本不执行  OK 从根源避免不一致</w:t>
+      </w:r>
+    </w:p>
+    <w:p>
+      <w:pPr>
+        <w:pStyle w:val="4"/>
+      </w:pPr>
+      <w:r>
+        <w:rPr>
+          <w:rFonts w:ascii="微软雅黑" w:hAnsi="微软雅黑" w:eastAsia="微软雅黑"/>
+          <w:b/>
+          <w:color w:val="1F3864"/>
+          <w:sz w:val="26"/>
+        </w:rPr>
+        <w:t>8.6 完整生命周期钩子(对比记忆)</w:t>
+      </w:r>
+    </w:p>
+    <w:tbl>
+      <w:tblPr>
+        <w:tblStyle w:val="49"/>
+        <w:tblW w:type="auto" w:w="0"/>
+        <w:tblLook w:firstColumn="1" w:firstRow="1" w:lastColumn="0" w:lastRow="0" w:noHBand="0" w:noVBand="1" w:val="04A0"/>
+      </w:tblPr>
+      <w:tblGrid>
+        <w:gridCol w:w="2880"/>
+        <w:gridCol w:w="2880"/>
+        <w:gridCol w:w="2880"/>
+      </w:tblGrid>
+      <w:tr>
+        <w:tc>
+          <w:tcPr>
+            <w:tcW w:type="dxa" w:w="2880"/>
+          </w:tcPr>
+          <w:p>
+            <w:r>
+              <w:rPr>
+                <w:rFonts w:ascii="微软雅黑" w:hAnsi="微软雅黑" w:eastAsia="微软雅黑"/>
+                <w:b/>
+                <w:color w:val="FFFFFF"/>
+                <w:sz w:val="20"/>
+              </w:rPr>
+              <w:t>钩子</w:t>
+            </w:r>
+          </w:p>
+        </w:tc>
+        <w:tc>
+          <w:tcPr>
+            <w:tcW w:type="dxa" w:w="2880"/>
+          </w:tcPr>
+          <w:p>
+            <w:r>
+              <w:rPr>
+                <w:rFonts w:ascii="微软雅黑" w:hAnsi="微软雅黑" w:eastAsia="微软雅黑"/>
+                <w:b/>
+                <w:color w:val="FFFFFF"/>
+                <w:sz w:val="20"/>
+              </w:rPr>
+              <w:t>触发时机</w:t>
+            </w:r>
+          </w:p>
+        </w:tc>
+        <w:tc>
+          <w:tcPr>
+            <w:tcW w:type="dxa" w:w="2880"/>
+          </w:tcPr>
+          <w:p>
+            <w:r>
+              <w:rPr>
+                <w:rFonts w:ascii="微软雅黑" w:hAnsi="微软雅黑" w:eastAsia="微软雅黑"/>
+                <w:b/>
+                <w:color w:val="FFFFFF"/>
+                <w:sz w:val="20"/>
+              </w:rPr>
+              <w:t>常见用途</w:t>
+            </w:r>
+          </w:p>
+        </w:tc>
+      </w:tr>
+      <w:tr>
+        <w:tc>
+          <w:tcPr>
+            <w:tcW w:type="dxa" w:w="2880"/>
+          </w:tcPr>
+          <w:p>
+            <w:r>
+              <w:rPr>
+                <w:rFonts w:ascii="微软雅黑" w:hAnsi="微软雅黑" w:eastAsia="微软雅黑"/>
+                <w:b w:val="0"/>
+                <w:sz w:val="20"/>
+              </w:rPr>
+              <w:t>beforeCommit</w:t>
+            </w:r>
+          </w:p>
+        </w:tc>
+        <w:tc>
+          <w:tcPr>
+            <w:tcW w:type="dxa" w:w="2880"/>
+          </w:tcPr>
+          <w:p>
+            <w:r>
+              <w:rPr>
+                <w:rFonts w:ascii="微软雅黑" w:hAnsi="微软雅黑" w:eastAsia="微软雅黑"/>
+                <w:b w:val="0"/>
+                <w:sz w:val="20"/>
+              </w:rPr>
+              <w:t>数据库 commit 【之前】</w:t>
+            </w:r>
+          </w:p>
+        </w:tc>
+        <w:tc>
+          <w:tcPr>
+            <w:tcW w:type="dxa" w:w="2880"/>
+          </w:tcPr>
+          <w:p>
+            <w:r>
+              <w:rPr>
+                <w:rFonts w:ascii="微软雅黑" w:hAnsi="微软雅黑" w:eastAsia="微软雅黑"/>
+                <w:b w:val="0"/>
+                <w:sz w:val="20"/>
+              </w:rPr>
+              <w:t>提交前最后校验 / 收尾</w:t>
+            </w:r>
+          </w:p>
+        </w:tc>
+      </w:tr>
+      <w:tr>
+        <w:tc>
+          <w:tcPr>
+            <w:tcW w:type="dxa" w:w="2880"/>
+          </w:tcPr>
+          <w:p>
+            <w:r>
+              <w:rPr>
+                <w:rFonts w:ascii="微软雅黑" w:hAnsi="微软雅黑" w:eastAsia="微软雅黑"/>
+                <w:b w:val="0"/>
+                <w:sz w:val="20"/>
+              </w:rPr>
+              <w:t>beforeCompletion</w:t>
+            </w:r>
+          </w:p>
+        </w:tc>
+        <w:tc>
+          <w:tcPr>
+            <w:tcW w:type="dxa" w:w="2880"/>
+          </w:tcPr>
+          <w:p>
+            <w:r>
+              <w:rPr>
+                <w:rFonts w:ascii="微软雅黑" w:hAnsi="微软雅黑" w:eastAsia="微软雅黑"/>
+                <w:b w:val="0"/>
+                <w:sz w:val="20"/>
+              </w:rPr>
+              <w:t>事务即将结束(commit 或 rollback 前)</w:t>
+            </w:r>
+          </w:p>
+        </w:tc>
+        <w:tc>
+          <w:tcPr>
+            <w:tcW w:type="dxa" w:w="2880"/>
+          </w:tcPr>
+          <w:p>
+            <w:r>
+              <w:rPr>
+                <w:rFonts w:ascii="微软雅黑" w:hAnsi="微软雅黑" w:eastAsia="微软雅黑"/>
+                <w:b w:val="0"/>
+                <w:sz w:val="20"/>
+              </w:rPr>
+              <w:t>释放资源</w:t>
+            </w:r>
+          </w:p>
+        </w:tc>
+      </w:tr>
+      <w:tr>
+        <w:tc>
+          <w:tcPr>
+            <w:tcW w:type="dxa" w:w="2880"/>
+          </w:tcPr>
+          <w:p>
+            <w:r>
+              <w:rPr>
+                <w:rFonts w:ascii="微软雅黑" w:hAnsi="微软雅黑" w:eastAsia="微软雅黑"/>
+                <w:b w:val="0"/>
+                <w:sz w:val="20"/>
+              </w:rPr>
+              <w:t>afterCommit</w:t>
+            </w:r>
+          </w:p>
+        </w:tc>
+        <w:tc>
+          <w:tcPr>
+            <w:tcW w:type="dxa" w:w="2880"/>
+          </w:tcPr>
+          <w:p>
+            <w:r>
+              <w:rPr>
+                <w:rFonts w:ascii="微软雅黑" w:hAnsi="微软雅黑" w:eastAsia="微软雅黑"/>
+                <w:b w:val="0"/>
+                <w:sz w:val="20"/>
+              </w:rPr>
+              <w:t>数据库 commit 【成功后】</w:t>
+            </w:r>
+          </w:p>
+        </w:tc>
+        <w:tc>
+          <w:tcPr>
+            <w:tcW w:type="dxa" w:w="2880"/>
+          </w:tcPr>
+          <w:p>
+            <w:r>
+              <w:rPr>
+                <w:rFonts w:ascii="微软雅黑" w:hAnsi="微软雅黑" w:eastAsia="微软雅黑"/>
+                <w:b w:val="0"/>
+                <w:sz w:val="20"/>
+              </w:rPr>
+              <w:t>本项目退券 / 发MQ / 通知别的服务</w:t>
+            </w:r>
+          </w:p>
+        </w:tc>
+      </w:tr>
+      <w:tr>
+        <w:tc>
+          <w:tcPr>
+            <w:tcW w:type="dxa" w:w="2880"/>
+          </w:tcPr>
+          <w:p>
+            <w:r>
+              <w:rPr>
+                <w:rFonts w:ascii="微软雅黑" w:hAnsi="微软雅黑" w:eastAsia="微软雅黑"/>
+                <w:b w:val="0"/>
+                <w:sz w:val="20"/>
+              </w:rPr>
+              <w:t>afterCompletion</w:t>
+            </w:r>
+          </w:p>
+        </w:tc>
+        <w:tc>
+          <w:tcPr>
+            <w:tcW w:type="dxa" w:w="2880"/>
+          </w:tcPr>
+          <w:p>
+            <w:r>
+              <w:rPr>
+                <w:rFonts w:ascii="微软雅黑" w:hAnsi="微软雅黑" w:eastAsia="微软雅黑"/>
+                <w:b w:val="0"/>
+                <w:sz w:val="20"/>
+              </w:rPr>
+              <w:t>事务完全结束(无论提交/回滚)</w:t>
+            </w:r>
+          </w:p>
+        </w:tc>
+        <w:tc>
+          <w:tcPr>
+            <w:tcW w:type="dxa" w:w="2880"/>
+          </w:tcPr>
+          <w:p>
+            <w:r>
+              <w:rPr>
+                <w:rFonts w:ascii="微软雅黑" w:hAnsi="微软雅黑" w:eastAsia="微软雅黑"/>
+                <w:b w:val="0"/>
+                <w:sz w:val="20"/>
+              </w:rPr>
+              <w:t>清理 ThreadLocal 等兜底</w:t>
+            </w:r>
+          </w:p>
+        </w:tc>
+      </w:tr>
+    </w:tbl>
+    <w:p>
+      <w:r>
+        <w:rPr>
+          <w:rFonts w:ascii="微软雅黑" w:hAnsi="微软雅黑" w:eastAsia="微软雅黑"/>
+          <w:b w:val="0"/>
+          <w:sz w:val="21"/>
+        </w:rPr>
+        <w:t>一句话记: afterCommit 只在"提交成功"这一条路上触发; 回滚走的是 afterCompletion(status=rollback), afterCommit 跳过。</w:t>
+      </w:r>
+    </w:p>
+    <w:p>
+      <w:pPr>
+        <w:pStyle w:val="4"/>
+      </w:pPr>
+      <w:r>
+        <w:rPr>
+          <w:rFonts w:ascii="微软雅黑" w:hAnsi="微软雅黑" w:eastAsia="微软雅黑"/>
+          <w:b/>
+          <w:color w:val="1F3864"/>
+          <w:sz w:val="26"/>
+        </w:rPr>
+        <w:t>8.7 和 Seata 的关系 + 遗留问题</w:t>
+      </w:r>
+    </w:p>
+    <w:p>
+      <w:r>
+        <w:rPr>
+          <w:rFonts w:ascii="微软雅黑" w:hAnsi="微软雅黑" w:eastAsia="微软雅黑"/>
+          <w:b w:val="0"/>
+          <w:sz w:val="21"/>
+        </w:rPr>
+        <w:t>• 定位区别: Seata 保证跨服务【强一致】(失败会回滚各分支); afterCommit 只是"本地提交后再跨服务调用"的【时机控制】, 它【不保证】远程那一步的原子性 —— 退券失败, 本地订单已经取消了, 不会回滚。</w:t>
+      </w:r>
+    </w:p>
+    <w:p>
+      <w:r>
+        <w:rPr>
+          <w:rFonts w:ascii="微软雅黑" w:hAnsi="微软雅黑" w:eastAsia="微软雅黑"/>
+          <w:b w:val="0"/>
+          <w:color w:val="C00000"/>
+          <w:sz w:val="21"/>
+        </w:rPr>
+        <w:t>• 遗留的洞: afterCommit 里的 Feign 调用【没有失败兜底】。退券 Feign 若网络抖动失败, 券就退不成了, 而且本地事务已提交无法回滚。更极端: afterCommit 之后进程崩溃, 退券同样丢 —— 这和"缓存 MQ 消息发出前崩溃"是同源的洞。</w:t>
+      </w:r>
+    </w:p>
+    <w:p>
+      <w:r>
+        <w:rPr>
+          <w:rFonts w:ascii="微软雅黑" w:hAnsi="微软雅黑" w:eastAsia="微软雅黑"/>
+          <w:b w:val="0"/>
+          <w:color w:val="2E74B5"/>
+          <w:sz w:val="21"/>
+        </w:rPr>
+        <w:t>• 生产做法: 把 afterCommit 里的远程调用换成"提交后发一条 MQ 消息 + 消费端幂等重试 + 死信兜底", 退化成最终一致性。详见《数据一致性专题》第四章(最终一致性)与第五章扩展(MQ + 死信)。</w:t>
+      </w:r>
+    </w:p>
+    <w:p>
+      <w:pPr>
+        <w:pStyle w:val="4"/>
+      </w:pPr>
+      <w:r>
+        <w:rPr>
+          <w:rFonts w:ascii="微软雅黑" w:hAnsi="微软雅黑" w:eastAsia="微软雅黑"/>
+          <w:b/>
+          <w:color w:val="1F3864"/>
+          <w:sz w:val="26"/>
+        </w:rPr>
+        <w:t>8.8 面试高频问答</w:t>
+      </w:r>
+    </w:p>
+    <w:p>
+      <w:r>
+        <w:rPr>
+          <w:rFonts w:ascii="微软雅黑" w:hAnsi="微软雅黑" w:eastAsia="微软雅黑"/>
+          <w:b/>
+          <w:sz w:val="21"/>
+        </w:rPr>
+        <w:t>Q: registerSynchronization 会开启事务吗?</w:t>
+      </w:r>
+    </w:p>
+    <w:p>
+      <w:r>
+        <w:rPr>
+          <w:rFonts w:ascii="微软雅黑" w:hAnsi="微软雅黑" w:eastAsia="微软雅黑"/>
+          <w:b w:val="0"/>
+          <w:sz w:val="21"/>
+        </w:rPr>
+        <w:t>A: 不会。它只往【当前已存在】的事务上挂一个"提交成功后执行"的回调, 不新建连接、不提交、不回滚。真正开事务的是外层 transactionTemplate/@Transactional。若当前无活跃事务, 注册无效、afterCommit 永不触发。</w:t>
+      </w:r>
+    </w:p>
+    <w:p>
+      <w:r>
+        <w:rPr>
+          <w:rFonts w:ascii="微软雅黑" w:hAnsi="微软雅黑" w:eastAsia="微软雅黑"/>
+          <w:b/>
+          <w:sz w:val="21"/>
+        </w:rPr>
+        <w:t>Q: 取消订单退券为什么不直接在事务里调?</w:t>
+      </w:r>
+    </w:p>
+    <w:p>
+      <w:r>
+        <w:rPr>
+          <w:rFonts w:ascii="微软雅黑" w:hAnsi="微软雅黑" w:eastAsia="微软雅黑"/>
+          <w:b w:val="0"/>
+          <w:sz w:val="21"/>
+        </w:rPr>
+        <w:t>A: 防"远程退券成功但本地 commit 回滚"的不一致; 且退券后 user 端回查订单状态时, afterCommit 时机能看到已提交的 CANCELLED。</w:t>
+      </w:r>
+    </w:p>
+    <w:p>
+      <w:r>
+        <w:rPr>
+          <w:rFonts w:ascii="微软雅黑" w:hAnsi="微软雅黑" w:eastAsia="微软雅黑"/>
+          <w:b/>
+          <w:sz w:val="21"/>
+        </w:rPr>
+        <w:t>Q: afterCommit 里远程调用失败怎么办?</w:t>
+      </w:r>
+    </w:p>
+    <w:p>
+      <w:r>
+        <w:rPr>
+          <w:rFonts w:ascii="微软雅黑" w:hAnsi="微软雅黑" w:eastAsia="微软雅黑"/>
+          <w:b w:val="0"/>
+          <w:sz w:val="21"/>
+        </w:rPr>
+        <w:t>A: 当前无兜底会丢。生产应改成"提交后发 MQ + 幂等消费 + 死信", 用最终一致性补偿。</w:t>
+      </w:r>
+    </w:p>
     <w:sectPr>
       <w:pgSz w:w="12240" w:h="15840"/>
       <w:pgMar w:top="1440" w:right="1800" w:bottom="1440" w:left="1800" w:header="720" w:footer="720" w:gutter="0"/>
